--- a/workshop/build/fasl2-p17-jushan-answer.docx
+++ b/workshop/build/fasl2-p17-jushan-answer.docx
@@ -116,7 +116,7 @@
           <w:szCs w:val="26"/>
           <w:bCs w:val="1"/>
         </w:rPr>
-        <w:t>موضوع آزمایش: آزمایش صفحهٔ ۱۷: قرص جوشان (ویتامین C)</w:t>
+        <w:t>قرص جوشان (ویتامین C)</w:t>
       </w:r>
     </w:p>
     <w:tbl>
